--- a/Volume 1/Chapter 01 - Development Environment/SPA_Vol1_Ch1_Lesson1_9_Using_Git.docx
+++ b/Volume 1/Chapter 01 - Development Environment/SPA_Vol1_Ch1_Lesson1_9_Using_Git.docx
@@ -1422,7 +1422,7 @@
         <w:keepNext/>
       </w:pPr>
       <w:r>
-        <w:t>New-Item -ItemType Directory -Force $HOME\spa | Out-Null</w:t>
+        <w:t>New-Item -ItemType Directory -Force "$HOME\spa" | Out-Null</w:t>
       </w:r>
     </w:p>
     <w:p>
@@ -1431,7 +1431,7 @@
         <w:keepNext/>
       </w:pPr>
       <w:r>
-        <w:t>Set-Location $HOME\spa</w:t>
+        <w:t>Set-Location "$HOME\spa"</w:t>
       </w:r>
     </w:p>
     <w:p>
@@ -1566,7 +1566,7 @@
         <w:keepNext/>
       </w:pPr>
       <w:r>
-        <w:t>mkdir -p ~/spa</w:t>
+        <w:t>mkdir -p "$HOME/spa"</w:t>
       </w:r>
     </w:p>
     <w:p>
@@ -1575,7 +1575,7 @@
         <w:keepNext/>
       </w:pPr>
       <w:r>
-        <w:t>cd ~/spa</w:t>
+        <w:t>cd "$HOME/spa"</w:t>
       </w:r>
     </w:p>
     <w:p>
@@ -1593,7 +1593,7 @@
     </w:p>
     <w:p>
       <w:r>
-        <w:t>Remember, ~ is your home folder, mkdir -p makes spa unless it already exists, cd moves into it, and pwd prints where you are: /home/ followed by your user name and /spa on Linux, or the same under /Users/ on macOS.</w:t>
+        <w:t>Remember, $HOME is your home folder, mkdir -p makes spa unless it already exists, cd moves into it, and pwd prints where you are: /home/ followed by your user name and /spa on Linux, or the same under /Users/ on macOS.</w:t>
       </w:r>
     </w:p>
     <w:p>
@@ -4336,31 +4336,31 @@
       </w:rPr>
     </w:lvl>
   </w:abstractNum>
-  <w:num w:numId="1" w16cid:durableId="1957901896">
+  <w:num w:numId="1" w16cid:durableId="146091637">
     <w:abstractNumId w:val="8"/>
   </w:num>
-  <w:num w:numId="2" w16cid:durableId="1815100118">
+  <w:num w:numId="2" w16cid:durableId="546642213">
     <w:abstractNumId w:val="6"/>
   </w:num>
-  <w:num w:numId="3" w16cid:durableId="1244023091">
+  <w:num w:numId="3" w16cid:durableId="913927942">
     <w:abstractNumId w:val="5"/>
   </w:num>
-  <w:num w:numId="4" w16cid:durableId="1609462648">
+  <w:num w:numId="4" w16cid:durableId="989791284">
     <w:abstractNumId w:val="4"/>
   </w:num>
-  <w:num w:numId="5" w16cid:durableId="1552418296">
+  <w:num w:numId="5" w16cid:durableId="232006544">
     <w:abstractNumId w:val="7"/>
   </w:num>
-  <w:num w:numId="6" w16cid:durableId="708994403">
+  <w:num w:numId="6" w16cid:durableId="1435440728">
     <w:abstractNumId w:val="3"/>
   </w:num>
-  <w:num w:numId="7" w16cid:durableId="85077290">
+  <w:num w:numId="7" w16cid:durableId="95103658">
     <w:abstractNumId w:val="2"/>
   </w:num>
-  <w:num w:numId="8" w16cid:durableId="691762506">
+  <w:num w:numId="8" w16cid:durableId="676807388">
     <w:abstractNumId w:val="1"/>
   </w:num>
-  <w:num w:numId="9" w16cid:durableId="1969122365">
+  <w:num w:numId="9" w16cid:durableId="1295596703">
     <w:abstractNumId w:val="0"/>
   </w:num>
 </w:numbering>

--- a/Volume 1/Chapter 01 - Development Environment/SPA_Vol1_Ch1_Lesson1_9_Using_Git.docx
+++ b/Volume 1/Chapter 01 - Development Environment/SPA_Vol1_Ch1_Lesson1_9_Using_Git.docx
@@ -4147,10 +4147,7 @@
     </w:p>
     <w:p>
       <w:r>
-        <w:t>Git keeps the history of a folder as commits: snapshots of staged changes, each with an author, a date, a message, and an id. You installed and configured Git, made the course folder one repository, and used the everyday cycle of status, add, commit, and log. You kept build outputs out with .gitignore, reviewed a change with git diff before committing it, and undid a mistake with git restore. Next, Lesson 1.10 builds the Chapter 1 project in all six languages, inside this repository. Start every lesson with</w:t>
-      </w:r>
-      <w:r>
-        <w:t xml:space="preserve"> Set-Location $HOME\spa, and commit when you finish it.</w:t>
+        <w:t>Git keeps the history of a folder as commits: snapshots of staged changes, each with an author, a date, a message, and an id. You installed and configured Git, made the course folder one repository, and used the everyday cycle of status, add, commit, and log. You kept build outputs out with .gitignore, reviewed a change with git diff before committing it, and undid a mistake with git restore. Next, Lesson 1.10 builds the Chapter 1 project in all six languages, inside this repository. Start every lesson with Set-Location $HOME\spa, and commit when you finish it.</w:t>
       </w:r>
     </w:p>
     <w:sectPr>

--- a/Volume 1/Chapter 01 - Development Environment/SPA_Vol1_Ch1_Lesson1_9_Using_Git.docx
+++ b/Volume 1/Chapter 01 - Development Environment/SPA_Vol1_Ch1_Lesson1_9_Using_Git.docx
@@ -330,7 +330,7 @@
         <w:pStyle w:val="ListBullet"/>
       </w:pPr>
       <w:r>
-        <w:t>If a line such as git version 2.55.0.windows.5 appears, Git is already installed. Skip Step 2 and go on to Step 3, which checks that the version is new enough.</w:t>
+        <w:t>If a line such as git version 2.56.0.windows.4 appears, Git is already installed. Skip Step 2 and go on to Step 3, which checks that the version is new enough.</w:t>
       </w:r>
     </w:p>
     <w:p>
@@ -338,7 +338,7 @@
         <w:pStyle w:val="ListBullet"/>
       </w:pPr>
       <w:r>
-        <w:t>On Linux or macOS, type the same command in Terminal. The answer is a command not found message, or a version. macOS may offer to install the developer tools instead; that is the install Step 2 describes.</w:t>
+        <w:t>On Linux or macOS, type the same command in Terminal. The answer is a command not found message, or a version. macOS may instead open a window that offers to install the command line developer tools: choose Cancel, because Step 2 installs Git.</w:t>
       </w:r>
     </w:p>
     <w:p>
@@ -366,7 +366,7 @@
     </w:p>
     <w:p>
       <w:r>
-        <w:t>Install Git once on this computer. On Windows it is called Git for Windows; this lesson was checked with version 2.55.0, and any later version works. The installer adds Git to PATH for you, so there is no PATH step here.</w:t>
+        <w:t>Install Git once on this computer. On Windows it is called Git for Windows; this lesson was checked with version 2.56.0, and any later version works. The installer adds Git to PATH for you, so there is no PATH step here.</w:t>
       </w:r>
     </w:p>
     <w:p>
@@ -601,7 +601,7 @@
         <w:pStyle w:val="ListBullet2"/>
       </w:pPr>
       <w:r>
-        <w:t>The default editor is Vim. Git opens it only when you commit without a message; this lesson always gives one. You may choose Notepad on that page instead.</w:t>
+        <w:t>The default editor is Vim. Git opens it only when you commit without a message; this lesson always gives one, and Step 8 shows how to close it. You may choose Notepad on that page instead.</w:t>
       </w:r>
     </w:p>
     <w:p>
@@ -705,6 +705,11 @@
       </w:r>
     </w:p>
     <w:p>
+      <w:r>
+        <w:t>Install the newest Git your system can get. Each new version fixes problems, security problems among them.</w:t>
+      </w:r>
+    </w:p>
+    <w:p>
       <w:pPr>
         <w:keepNext/>
       </w:pPr>
@@ -714,8 +719,21 @@
         <w:pStyle w:val="Heading3"/>
       </w:pPr>
       <w:r>
-        <w:t>Ubuntu or Debian Linux Install</w:t>
-      </w:r>
+        <w:t>Ubuntu Linux Install</w:t>
+      </w:r>
+    </w:p>
+    <w:p>
+      <w:pPr>
+        <w:keepNext/>
+      </w:pPr>
+      <w:r>
+        <w:t>Ubuntu's own package list often has an older Git, such as 2.43 on Ubuntu 24.04. Git's website, git-scm.com, sends Ubuntu users to the git-core PPA instead: a package source run by Ubuntu Git Maintainers, the team that packages Git for Ubuntu, which carries the newest stable Git.</w:t>
+      </w:r>
+    </w:p>
+    <w:p>
+      <w:pPr>
+        <w:keepNext/>
+      </w:pPr>
     </w:p>
     <w:p>
       <w:pPr>
@@ -723,6 +741,15 @@
         <w:keepNext/>
       </w:pPr>
       <w:r>
+        <w:t>sudo add-apt-repository ppa:git-core/ppa</w:t>
+      </w:r>
+    </w:p>
+    <w:p>
+      <w:pPr>
+        <w:pStyle w:val="CommandBlock"/>
+        <w:keepNext/>
+      </w:pPr>
+      <w:r>
         <w:t>sudo apt update</w:t>
       </w:r>
     </w:p>
@@ -740,8 +767,35 @@
       </w:pPr>
     </w:p>
     <w:p>
-      <w:r>
-        <w:t>Remember, sudo runs a command as the administrator and asks for your password, and apt is Ubuntu's package manager. To undo, run sudo apt remove git.</w:t>
+      <w:pPr>
+        <w:pStyle w:val="ListBullet"/>
+      </w:pPr>
+      <w:r>
+        <w:t>Remember, sudo runs a command as the administrator and asks for your password, and apt is Ubuntu's package manager.</w:t>
+      </w:r>
+    </w:p>
+    <w:p>
+      <w:pPr>
+        <w:pStyle w:val="ListBullet"/>
+      </w:pPr>
+      <w:r>
+        <w:t>add-apt-repository adds the PPA to the places apt installs from. It shows what the PPA is and waits: press Enter to go on.</w:t>
+      </w:r>
+    </w:p>
+    <w:p>
+      <w:pPr>
+        <w:pStyle w:val="ListBullet"/>
+      </w:pPr>
+      <w:r>
+        <w:t>apt update reads the package lists again, the PPA's included, and apt install git installs the newest Git, or updates the Git you already have. If apt asks Do you want to continue?, type Y and press Enter.</w:t>
+      </w:r>
+    </w:p>
+    <w:p>
+      <w:pPr>
+        <w:pStyle w:val="ListBullet"/>
+      </w:pPr>
+      <w:r>
+        <w:t>To undo, run sudo add-apt-repository --remove ppa:git-core/ppa, then sudo apt remove git.</w:t>
       </w:r>
     </w:p>
     <w:p>
@@ -754,25 +808,154 @@
         <w:pStyle w:val="Heading3"/>
       </w:pPr>
       <w:r>
+        <w:t>Debian Linux Install</w:t>
+      </w:r>
+    </w:p>
+    <w:p>
+      <w:pPr>
+        <w:pStyle w:val="CommandBlock"/>
+        <w:keepNext/>
+      </w:pPr>
+      <w:r>
+        <w:t>sudo apt update</w:t>
+      </w:r>
+    </w:p>
+    <w:p>
+      <w:pPr>
+        <w:pStyle w:val="CommandBlock"/>
+      </w:pPr>
+      <w:r>
+        <w:t>sudo apt install git</w:t>
+      </w:r>
+    </w:p>
+    <w:p>
+      <w:pPr>
+        <w:keepNext/>
+      </w:pPr>
+    </w:p>
+    <w:p>
+      <w:r>
+        <w:t>Debian has no such PPA, so apt installs Debian's own Git: 2.47 on Debian 13. To undo, run sudo apt remove git.</w:t>
+      </w:r>
+    </w:p>
+    <w:p>
+      <w:pPr>
+        <w:keepNext/>
+      </w:pPr>
+    </w:p>
+    <w:p>
+      <w:pPr>
+        <w:pStyle w:val="Heading3"/>
+      </w:pPr>
+      <w:r>
         <w:t>macOS Install</w:t>
       </w:r>
     </w:p>
     <w:p>
+      <w:r>
+        <w:t>Your route depends on your Mac's processor. Choose the Apple menu, then About This Mac: Chip shows Apple M1 or later on an Apple silicon Mac, and Processor shows Intel on an Intel Mac.</w:t>
+      </w:r>
+    </w:p>
+    <w:p>
+      <w:pPr>
+        <w:keepNext/>
+      </w:pPr>
+    </w:p>
+    <w:p>
+      <w:r>
+        <w:t>On an Intel Mac, Homebrew's installer stops without installing anything, so skip the Homebrew commands below. Install Apple's Command Line Tools instead, which include Git: run xcode-select --install and choose Install in the window that appears. Apple's Git is older than Homebrew's; Step 3 shows how to check it. To undo, delete the tools with sudo rm -rf /Library/Developer/CommandLineTools. Then go on to Step 3.</w:t>
+      </w:r>
+    </w:p>
+    <w:p>
+      <w:pPr>
+        <w:keepNext/>
+      </w:pPr>
+    </w:p>
+    <w:p>
+      <w:pPr>
+        <w:keepNext/>
+      </w:pPr>
+      <w:r>
+        <w:t>On a Mac with Apple silicon (M1 or later) running macOS 15 or later, Homebrew, the package manager most Mac developers use, installs the newest Git. If brew --version answers command not found, install Homebrew first with the command from its website, brew.sh:</w:t>
+      </w:r>
+    </w:p>
+    <w:p>
+      <w:pPr>
+        <w:keepNext/>
+      </w:pPr>
+    </w:p>
+    <w:p>
       <w:pPr>
         <w:pStyle w:val="CommandBlock"/>
-      </w:pPr>
-      <w:r>
-        <w:t>xcode-select --install</w:t>
-      </w:r>
-    </w:p>
-    <w:p>
-      <w:pPr>
-        <w:keepNext/>
-      </w:pPr>
-    </w:p>
-    <w:p>
-      <w:r>
-        <w:t>Apple's Command Line Tools include Git; choose Install in the window that appears. To undo, delete them with sudo rm -rf /Library/Developer/CommandLineTools.</w:t>
+        <w:keepNext/>
+      </w:pPr>
+      <w:r>
+        <w:t>/bin/bash -c "$(curl -fsSL \</w:t>
+      </w:r>
+    </w:p>
+    <w:p>
+      <w:pPr>
+        <w:pStyle w:val="CommandBlock"/>
+      </w:pPr>
+      <w:r>
+        <w:t xml:space="preserve">    https://raw.githubusercontent.com/Homebrew/install/HEAD/install.sh)"</w:t>
+      </w:r>
+    </w:p>
+    <w:p>
+      <w:pPr>
+        <w:keepNext/>
+      </w:pPr>
+    </w:p>
+    <w:p>
+      <w:pPr>
+        <w:pStyle w:val="ListBullet"/>
+      </w:pPr>
+      <w:r>
+        <w:t>curl downloads Homebrew's install script, and bash runs it. The script says what it will do and waits: press Enter, then type your password, which does not show as you type. It also installs Apple's Command Line Tools if they are missing.</w:t>
+      </w:r>
+    </w:p>
+    <w:p>
+      <w:pPr>
+        <w:pStyle w:val="ListBullet"/>
+      </w:pPr>
+      <w:r>
+        <w:t>When it finishes, it prints Next steps: run the commands listed there, which put brew on PATH, then close Terminal and open a new one.</w:t>
+      </w:r>
+    </w:p>
+    <w:p>
+      <w:pPr>
+        <w:keepNext/>
+      </w:pPr>
+    </w:p>
+    <w:p>
+      <w:pPr>
+        <w:keepNext/>
+      </w:pPr>
+      <w:r>
+        <w:t>Then install Git:</w:t>
+      </w:r>
+    </w:p>
+    <w:p>
+      <w:pPr>
+        <w:keepNext/>
+      </w:pPr>
+    </w:p>
+    <w:p>
+      <w:pPr>
+        <w:pStyle w:val="CommandBlock"/>
+      </w:pPr>
+      <w:r>
+        <w:t>brew install git</w:t>
+      </w:r>
+    </w:p>
+    <w:p>
+      <w:pPr>
+        <w:keepNext/>
+      </w:pPr>
+    </w:p>
+    <w:p>
+      <w:r>
+        <w:t>To undo, run brew uninstall git.</w:t>
       </w:r>
     </w:p>
     <w:p>
@@ -853,7 +1036,7 @@
         <w:pStyle w:val="CommandBlock"/>
       </w:pPr>
       <w:r>
-        <w:t>&amp; "C:\Program Files\Git\mingw64\bin\openssl.exe" version</w:t>
+        <w:t>&amp; "C:\Program Files\Git\ucrt64\bin\openssl.exe" version</w:t>
       </w:r>
     </w:p>
     <w:p>
@@ -885,7 +1068,7 @@
         <w:keepNext/>
       </w:pPr>
       <w:r>
-        <w:t>git version 2.55.0.windows.5</w:t>
+        <w:t>git version 2.56.0.windows.4</w:t>
       </w:r>
     </w:p>
     <w:p>
@@ -902,7 +1085,7 @@
         <w:pStyle w:val="RequiredOutput"/>
       </w:pPr>
       <w:r>
-        <w:t>OpenSSL 3.5.7 9 Jun 2026 (Library: OpenSSL 3.5.7 9 Jun 2026)</w:t>
+        <w:t>OpenSSL 3.5.9 29 Sep 2026 (Library: OpenSSL 3.5.9 29 Sep 2026)</w:t>
       </w:r>
     </w:p>
     <w:p>
@@ -915,7 +1098,7 @@
         <w:pStyle w:val="ListBullet"/>
       </w:pPr>
       <w:r>
-        <w:t>The first line proves PowerShell can start Git and shows its version. Any 2.55 or later version is correct.</w:t>
+        <w:t>The first line proves PowerShell can start Git and shows its version. Any 2.56 or later version is correct: Git for Windows 2.56 moved openssl.exe into the ucrt64 folder, and later lessons use that new path.</w:t>
       </w:r>
     </w:p>
     <w:p>
@@ -947,7 +1130,7 @@
         <w:pStyle w:val="ListBullet"/>
       </w:pPr>
       <w:r>
-        <w:t>If Git is older than 2.55, update it with the command below.</w:t>
+        <w:t>If Git is older than 2.56, update it with the command below. An older Git also answers the third command with is not recognized, because it keeps openssl.exe in another folder.</w:t>
       </w:r>
     </w:p>
     <w:p>
@@ -973,7 +1156,7 @@
         <w:keepNext/>
       </w:pPr>
       <w:r>
-        <w:t>Run this only if git --version showed a version older than 2.55.</w:t>
+        <w:t>Run this only if git --version showed a version older than 2.56.</w:t>
       </w:r>
     </w:p>
     <w:p>
@@ -1025,6 +1208,19 @@
     </w:p>
     <w:p>
       <w:pPr>
+        <w:keepNext/>
+      </w:pPr>
+      <w:r>
+        <w:t>Open a new Terminal window first, so it finds the Git you installed.</w:t>
+      </w:r>
+    </w:p>
+    <w:p>
+      <w:pPr>
+        <w:keepNext/>
+      </w:pPr>
+    </w:p>
+    <w:p>
+      <w:pPr>
         <w:pStyle w:val="CommandBlock"/>
         <w:keepNext/>
       </w:pPr>
@@ -1047,7 +1243,10 @@
     </w:p>
     <w:p>
       <w:r>
-        <w:t>The first line shows a version such as git version 2.43.0; version 2.28 or later supports every command in this lesson. command -v git prints the path of the git that runs, usually /usr/bin/git.</w:t>
+        <w:t>The first line shows the version: the PPA and Homebrew give the newest, git version 2.56.0 when this lesson was checked, Debian 13 gives 2.47.3, and Apple's Git is older: Apple's newest published version is based on Git 2.50, and earlier ones on Git 2.39. Every command in this lesson works with 2.28 or later, and later lessons need 2.46 or later, but use the newest you can get. If your Intel Mac shows less than 2.46, install the newest macOS update it offers, then the newest Command Line Tools for it; Lesso</w:t>
+      </w:r>
+      <w:r>
+        <w:t>n 12.12 shows a form that works with the older Git. command -v git prints the path of the git that runs: /usr/bin/git on Linux and for Apple's Git, or /opt/homebrew/bin/git from Homebrew.</w:t>
       </w:r>
     </w:p>
     <w:p>
@@ -1428,7 +1627,6 @@
     <w:p>
       <w:pPr>
         <w:pStyle w:val="CommandBlock"/>
-        <w:keepNext/>
       </w:pPr>
       <w:r>
         <w:t>Set-Location "$HOME\spa"</w:t>
@@ -1436,6 +1634,34 @@
     </w:p>
     <w:p>
       <w:pPr>
+        <w:keepNext/>
+      </w:pPr>
+    </w:p>
+    <w:p>
+      <w:r>
+        <w:t>Remember, New-Item -ItemType Directory -Force makes the folder, with no error if it already exists, | Out-Null hides its report, and Set-Location moves into it. Neither line prints anything.</w:t>
+      </w:r>
+    </w:p>
+    <w:p>
+      <w:pPr>
+        <w:keepNext/>
+      </w:pPr>
+    </w:p>
+    <w:p>
+      <w:pPr>
+        <w:keepNext/>
+      </w:pPr>
+    </w:p>
+    <w:p>
+      <w:pPr>
+        <w:pStyle w:val="Heading2"/>
+      </w:pPr>
+      <w:r>
+        <w:t>Windows PowerShell Check the Course Folder</w:t>
+      </w:r>
+    </w:p>
+    <w:p>
+      <w:pPr>
         <w:pStyle w:val="CommandBlock"/>
       </w:pPr>
       <w:r>
@@ -1449,7 +1675,7 @@
     </w:p>
     <w:p>
       <w:r>
-        <w:t>Remember, New-Item -ItemType Directory -Force makes the folder, with no error if it already exists, | Out-Null hides its report, and Set-Location moves into it. Get-Location prints where you are.</w:t>
+        <w:t>Remember, Get-Location prints the current folder in full.</w:t>
       </w:r>
     </w:p>
     <w:p>
@@ -2130,7 +2356,7 @@
         <w:pStyle w:val="ListBullet"/>
       </w:pPr>
       <w:r>
-        <w:t>If you forget -m, Git opens its editor, Vim, in this window. Press Esc, type :q! and press Enter. Git says Aborting commit due to empty commit message. Run git commit again with -m "message".</w:t>
+        <w:t>If you forget -m, Git opens its editor in this window to ask for a message. In Vim, Git's editor in Git for Windows and on macOS, press Esc, type :q! and press Enter; in nano, its editor on Ubuntu and Debian, press Ctrl+X; in Notepad, if you chose it in the installer, close the window. Git says Aborting commit due to empty commit message. Run git commit again with -m "message".</w:t>
       </w:r>
     </w:p>
     <w:p>
@@ -3657,7 +3883,7 @@
         <w:pStyle w:val="ListBullet"/>
       </w:pPr>
       <w:r>
-        <w:t>git --version shows 2.55 or later on Windows, and where.exe git shows the git that runs.</w:t>
+        <w:t>git --version shows 2.56 or later on Windows, and where.exe git shows the git that runs.</w:t>
       </w:r>
     </w:p>
     <w:p>
@@ -3736,7 +3962,7 @@
         <w:pStyle w:val="ListBullet"/>
       </w:pPr>
       <w:r>
-        <w:t>Typing git commit without -m. Git opens its editor, Vim, in this window. Press Esc, type :q! and press Enter. Git says Aborting commit due to empty commit message. Run git commit again with -m "message".</w:t>
+        <w:t>Typing git commit without -m. Git opens its editor in this window: in Vim (Git for Windows and macOS), press Esc, type :q! and press Enter; in nano (Ubuntu and Debian), press Ctrl+X; in Notepad, close the window. Git says Aborting commit due to empty commit message. Run git commit again with -m "message".</w:t>
       </w:r>
     </w:p>
     <w:p>
@@ -4147,7 +4373,10 @@
     </w:p>
     <w:p>
       <w:r>
-        <w:t>Git keeps the history of a folder as commits: snapshots of staged changes, each with an author, a date, a message, and an id. You installed and configured Git, made the course folder one repository, and used the everyday cycle of status, add, commit, and log. You kept build outputs out with .gitignore, reviewed a change with git diff before committing it, and undid a mistake with git restore. Next, Lesson 1.10 builds the Chapter 1 project in all six languages, inside this repository. Start every lesson with Set-Location $HOME\spa, and commit when you finish it.</w:t>
+        <w:t>Git keeps the history of a folder as commits: snapshots of staged changes, each with an author, a date, a message, and an id. You installed and configured Git, made the course folder one repository, and used the everyday cycle of status, add, commit, and log. You kept build outputs out with .gitignore, reviewed a change with git diff before committing it, and undid a mistake with git restore. Next, Lesson 1.10 builds the Chapter 1 project in all six languages, inside this repository. Start every lesson with</w:t>
+      </w:r>
+      <w:r>
+        <w:t xml:space="preserve"> Set-Location $HOME\spa, and commit when you finish it.</w:t>
       </w:r>
     </w:p>
     <w:sectPr>
@@ -4333,31 +4562,31 @@
       </w:rPr>
     </w:lvl>
   </w:abstractNum>
-  <w:num w:numId="1" w16cid:durableId="146091637">
+  <w:num w:numId="1" w16cid:durableId="1475413002">
     <w:abstractNumId w:val="8"/>
   </w:num>
-  <w:num w:numId="2" w16cid:durableId="546642213">
+  <w:num w:numId="2" w16cid:durableId="1245336278">
     <w:abstractNumId w:val="6"/>
   </w:num>
-  <w:num w:numId="3" w16cid:durableId="913927942">
+  <w:num w:numId="3" w16cid:durableId="1240797772">
     <w:abstractNumId w:val="5"/>
   </w:num>
-  <w:num w:numId="4" w16cid:durableId="989791284">
+  <w:num w:numId="4" w16cid:durableId="934478343">
     <w:abstractNumId w:val="4"/>
   </w:num>
-  <w:num w:numId="5" w16cid:durableId="232006544">
+  <w:num w:numId="5" w16cid:durableId="765661435">
     <w:abstractNumId w:val="7"/>
   </w:num>
-  <w:num w:numId="6" w16cid:durableId="1435440728">
+  <w:num w:numId="6" w16cid:durableId="1512259407">
     <w:abstractNumId w:val="3"/>
   </w:num>
-  <w:num w:numId="7" w16cid:durableId="95103658">
+  <w:num w:numId="7" w16cid:durableId="759253467">
     <w:abstractNumId w:val="2"/>
   </w:num>
-  <w:num w:numId="8" w16cid:durableId="676807388">
+  <w:num w:numId="8" w16cid:durableId="317614092">
     <w:abstractNumId w:val="1"/>
   </w:num>
-  <w:num w:numId="9" w16cid:durableId="1295596703">
+  <w:num w:numId="9" w16cid:durableId="1132601093">
     <w:abstractNumId w:val="0"/>
   </w:num>
 </w:numbering>
